--- a/docx/Rabochie_zametki.docx
+++ b/docx/Rabochie_zametki.docx
@@ -49,14 +49,14 @@
         <w:tblLook w:firstColumn="1" w:firstRow="1" w:lastColumn="0" w:lastRow="0" w:noHBand="0" w:noVBand="1" w:val="04A0"/>
       </w:tblPr>
       <w:tblGrid>
-        <w:gridCol w:w="3230"/>
-        <w:gridCol w:w="3230"/>
-        <w:gridCol w:w="3230"/>
+        <w:gridCol w:w="3324"/>
+        <w:gridCol w:w="3324"/>
+        <w:gridCol w:w="3324"/>
       </w:tblGrid>
       <w:tr>
         <w:tc>
           <w:tcPr>
-            <w:tcW w:type="dxa" w:w="3230"/>
+            <w:tcW w:type="dxa" w:w="3324"/>
           </w:tcPr>
           <w:p>
             <w:pPr>
@@ -77,7 +77,7 @@
         </w:tc>
         <w:tc>
           <w:tcPr>
-            <w:tcW w:type="dxa" w:w="3230"/>
+            <w:tcW w:type="dxa" w:w="3324"/>
           </w:tcPr>
           <w:p>
             <w:pPr>
@@ -98,7 +98,7 @@
         </w:tc>
         <w:tc>
           <w:tcPr>
-            <w:tcW w:type="dxa" w:w="3230"/>
+            <w:tcW w:type="dxa" w:w="3324"/>
           </w:tcPr>
           <w:p>
             <w:pPr>
@@ -121,7 +121,7 @@
       <w:tr>
         <w:tc>
           <w:tcPr>
-            <w:tcW w:type="dxa" w:w="3230"/>
+            <w:tcW w:type="dxa" w:w="3324"/>
           </w:tcPr>
           <w:p>
             <w:pPr>
@@ -142,7 +142,7 @@
         </w:tc>
         <w:tc>
           <w:tcPr>
-            <w:tcW w:type="dxa" w:w="3230"/>
+            <w:tcW w:type="dxa" w:w="3324"/>
           </w:tcPr>
           <w:p>
             <w:pPr>
@@ -163,7 +163,7 @@
         </w:tc>
         <w:tc>
           <w:tcPr>
-            <w:tcW w:type="dxa" w:w="3230"/>
+            <w:tcW w:type="dxa" w:w="3324"/>
           </w:tcPr>
           <w:p>
             <w:pPr>
@@ -186,7 +186,7 @@
       <w:tr>
         <w:tc>
           <w:tcPr>
-            <w:tcW w:type="dxa" w:w="3230"/>
+            <w:tcW w:type="dxa" w:w="3324"/>
           </w:tcPr>
           <w:p>
             <w:pPr>
@@ -207,7 +207,7 @@
         </w:tc>
         <w:tc>
           <w:tcPr>
-            <w:tcW w:type="dxa" w:w="3230"/>
+            <w:tcW w:type="dxa" w:w="3324"/>
           </w:tcPr>
           <w:p>
             <w:pPr>
@@ -228,7 +228,7 @@
         </w:tc>
         <w:tc>
           <w:tcPr>
-            <w:tcW w:type="dxa" w:w="3230"/>
+            <w:tcW w:type="dxa" w:w="3324"/>
           </w:tcPr>
           <w:p>
             <w:pPr>
@@ -251,7 +251,7 @@
       <w:tr>
         <w:tc>
           <w:tcPr>
-            <w:tcW w:type="dxa" w:w="3230"/>
+            <w:tcW w:type="dxa" w:w="3324"/>
           </w:tcPr>
           <w:p>
             <w:pPr>
@@ -272,7 +272,7 @@
         </w:tc>
         <w:tc>
           <w:tcPr>
-            <w:tcW w:type="dxa" w:w="3230"/>
+            <w:tcW w:type="dxa" w:w="3324"/>
           </w:tcPr>
           <w:p>
             <w:pPr>
@@ -293,7 +293,7 @@
         </w:tc>
         <w:tc>
           <w:tcPr>
-            <w:tcW w:type="dxa" w:w="3230"/>
+            <w:tcW w:type="dxa" w:w="3324"/>
           </w:tcPr>
           <w:p>
             <w:pPr>
@@ -316,7 +316,7 @@
       <w:tr>
         <w:tc>
           <w:tcPr>
-            <w:tcW w:type="dxa" w:w="3230"/>
+            <w:tcW w:type="dxa" w:w="3324"/>
           </w:tcPr>
           <w:p>
             <w:pPr>
@@ -337,7 +337,7 @@
         </w:tc>
         <w:tc>
           <w:tcPr>
-            <w:tcW w:type="dxa" w:w="3230"/>
+            <w:tcW w:type="dxa" w:w="3324"/>
           </w:tcPr>
           <w:p>
             <w:pPr>
@@ -358,7 +358,7 @@
         </w:tc>
         <w:tc>
           <w:tcPr>
-            <w:tcW w:type="dxa" w:w="3230"/>
+            <w:tcW w:type="dxa" w:w="3324"/>
           </w:tcPr>
           <w:p>
             <w:pPr>
@@ -381,7 +381,7 @@
       <w:tr>
         <w:tc>
           <w:tcPr>
-            <w:tcW w:type="dxa" w:w="3230"/>
+            <w:tcW w:type="dxa" w:w="3324"/>
           </w:tcPr>
           <w:p>
             <w:pPr>
@@ -402,7 +402,7 @@
         </w:tc>
         <w:tc>
           <w:tcPr>
-            <w:tcW w:type="dxa" w:w="3230"/>
+            <w:tcW w:type="dxa" w:w="3324"/>
           </w:tcPr>
           <w:p>
             <w:pPr>
@@ -423,7 +423,7 @@
         </w:tc>
         <w:tc>
           <w:tcPr>
-            <w:tcW w:type="dxa" w:w="3230"/>
+            <w:tcW w:type="dxa" w:w="3324"/>
           </w:tcPr>
           <w:p>
             <w:pPr>
@@ -470,14 +470,14 @@
         <w:tblLook w:firstColumn="1" w:firstRow="1" w:lastColumn="0" w:lastRow="0" w:noHBand="0" w:noVBand="1" w:val="04A0"/>
       </w:tblPr>
       <w:tblGrid>
-        <w:gridCol w:w="3230"/>
-        <w:gridCol w:w="3230"/>
-        <w:gridCol w:w="3230"/>
+        <w:gridCol w:w="3324"/>
+        <w:gridCol w:w="3324"/>
+        <w:gridCol w:w="3324"/>
       </w:tblGrid>
       <w:tr>
         <w:tc>
           <w:tcPr>
-            <w:tcW w:type="dxa" w:w="3230"/>
+            <w:tcW w:type="dxa" w:w="3324"/>
           </w:tcPr>
           <w:p>
             <w:pPr>
@@ -498,7 +498,7 @@
         </w:tc>
         <w:tc>
           <w:tcPr>
-            <w:tcW w:type="dxa" w:w="3230"/>
+            <w:tcW w:type="dxa" w:w="3324"/>
           </w:tcPr>
           <w:p>
             <w:pPr>
@@ -519,7 +519,7 @@
         </w:tc>
         <w:tc>
           <w:tcPr>
-            <w:tcW w:type="dxa" w:w="3230"/>
+            <w:tcW w:type="dxa" w:w="3324"/>
           </w:tcPr>
           <w:p>
             <w:pPr>
@@ -542,7 +542,7 @@
       <w:tr>
         <w:tc>
           <w:tcPr>
-            <w:tcW w:type="dxa" w:w="3230"/>
+            <w:tcW w:type="dxa" w:w="3324"/>
           </w:tcPr>
           <w:p>
             <w:pPr>
@@ -563,7 +563,7 @@
         </w:tc>
         <w:tc>
           <w:tcPr>
-            <w:tcW w:type="dxa" w:w="3230"/>
+            <w:tcW w:type="dxa" w:w="3324"/>
           </w:tcPr>
           <w:p>
             <w:pPr>
@@ -584,7 +584,7 @@
         </w:tc>
         <w:tc>
           <w:tcPr>
-            <w:tcW w:type="dxa" w:w="3230"/>
+            <w:tcW w:type="dxa" w:w="3324"/>
           </w:tcPr>
           <w:p>
             <w:pPr>
@@ -607,7 +607,7 @@
       <w:tr>
         <w:tc>
           <w:tcPr>
-            <w:tcW w:type="dxa" w:w="3230"/>
+            <w:tcW w:type="dxa" w:w="3324"/>
           </w:tcPr>
           <w:p>
             <w:pPr>
@@ -628,7 +628,7 @@
         </w:tc>
         <w:tc>
           <w:tcPr>
-            <w:tcW w:type="dxa" w:w="3230"/>
+            <w:tcW w:type="dxa" w:w="3324"/>
           </w:tcPr>
           <w:p>
             <w:pPr>
@@ -649,7 +649,7 @@
         </w:tc>
         <w:tc>
           <w:tcPr>
-            <w:tcW w:type="dxa" w:w="3230"/>
+            <w:tcW w:type="dxa" w:w="3324"/>
           </w:tcPr>
           <w:p>
             <w:pPr>
@@ -672,7 +672,7 @@
       <w:tr>
         <w:tc>
           <w:tcPr>
-            <w:tcW w:type="dxa" w:w="3230"/>
+            <w:tcW w:type="dxa" w:w="3324"/>
           </w:tcPr>
           <w:p>
             <w:pPr>
@@ -693,7 +693,7 @@
         </w:tc>
         <w:tc>
           <w:tcPr>
-            <w:tcW w:type="dxa" w:w="3230"/>
+            <w:tcW w:type="dxa" w:w="3324"/>
           </w:tcPr>
           <w:p>
             <w:pPr>
@@ -714,7 +714,7 @@
         </w:tc>
         <w:tc>
           <w:tcPr>
-            <w:tcW w:type="dxa" w:w="3230"/>
+            <w:tcW w:type="dxa" w:w="3324"/>
           </w:tcPr>
           <w:p>
             <w:pPr>
@@ -737,7 +737,7 @@
       <w:tr>
         <w:tc>
           <w:tcPr>
-            <w:tcW w:type="dxa" w:w="3230"/>
+            <w:tcW w:type="dxa" w:w="3324"/>
           </w:tcPr>
           <w:p>
             <w:pPr>
@@ -758,7 +758,7 @@
         </w:tc>
         <w:tc>
           <w:tcPr>
-            <w:tcW w:type="dxa" w:w="3230"/>
+            <w:tcW w:type="dxa" w:w="3324"/>
           </w:tcPr>
           <w:p>
             <w:pPr>
@@ -779,7 +779,7 @@
         </w:tc>
         <w:tc>
           <w:tcPr>
-            <w:tcW w:type="dxa" w:w="3230"/>
+            <w:tcW w:type="dxa" w:w="3324"/>
           </w:tcPr>
           <w:p>
             <w:pPr>
@@ -802,7 +802,7 @@
       <w:tr>
         <w:tc>
           <w:tcPr>
-            <w:tcW w:type="dxa" w:w="3230"/>
+            <w:tcW w:type="dxa" w:w="3324"/>
           </w:tcPr>
           <w:p>
             <w:pPr>
@@ -823,7 +823,7 @@
         </w:tc>
         <w:tc>
           <w:tcPr>
-            <w:tcW w:type="dxa" w:w="3230"/>
+            <w:tcW w:type="dxa" w:w="3324"/>
           </w:tcPr>
           <w:p>
             <w:pPr>
@@ -844,7 +844,7 @@
         </w:tc>
         <w:tc>
           <w:tcPr>
-            <w:tcW w:type="dxa" w:w="3230"/>
+            <w:tcW w:type="dxa" w:w="3324"/>
           </w:tcPr>
           <w:p>
             <w:pPr>
@@ -876,7 +876,7 @@
       <w:tr>
         <w:tc>
           <w:tcPr>
-            <w:tcW w:type="dxa" w:w="3230"/>
+            <w:tcW w:type="dxa" w:w="3324"/>
           </w:tcPr>
           <w:p>
             <w:pPr>
@@ -897,7 +897,7 @@
         </w:tc>
         <w:tc>
           <w:tcPr>
-            <w:tcW w:type="dxa" w:w="3230"/>
+            <w:tcW w:type="dxa" w:w="3324"/>
           </w:tcPr>
           <w:p>
             <w:pPr>
@@ -918,7 +918,7 @@
         </w:tc>
         <w:tc>
           <w:tcPr>
-            <w:tcW w:type="dxa" w:w="3230"/>
+            <w:tcW w:type="dxa" w:w="3324"/>
           </w:tcPr>
           <w:p>
             <w:pPr>
@@ -941,7 +941,7 @@
       <w:tr>
         <w:tc>
           <w:tcPr>
-            <w:tcW w:type="dxa" w:w="3230"/>
+            <w:tcW w:type="dxa" w:w="3324"/>
           </w:tcPr>
           <w:p>
             <w:pPr>
@@ -962,7 +962,7 @@
         </w:tc>
         <w:tc>
           <w:tcPr>
-            <w:tcW w:type="dxa" w:w="3230"/>
+            <w:tcW w:type="dxa" w:w="3324"/>
           </w:tcPr>
           <w:p>
             <w:pPr>
@@ -983,7 +983,7 @@
         </w:tc>
         <w:tc>
           <w:tcPr>
-            <w:tcW w:type="dxa" w:w="3230"/>
+            <w:tcW w:type="dxa" w:w="3324"/>
           </w:tcPr>
           <w:p>
             <w:pPr>
@@ -1006,7 +1006,7 @@
       <w:tr>
         <w:tc>
           <w:tcPr>
-            <w:tcW w:type="dxa" w:w="3230"/>
+            <w:tcW w:type="dxa" w:w="3324"/>
           </w:tcPr>
           <w:p>
             <w:pPr>
@@ -1027,7 +1027,7 @@
         </w:tc>
         <w:tc>
           <w:tcPr>
-            <w:tcW w:type="dxa" w:w="3230"/>
+            <w:tcW w:type="dxa" w:w="3324"/>
           </w:tcPr>
           <w:p>
             <w:pPr>
@@ -1048,7 +1048,7 @@
         </w:tc>
         <w:tc>
           <w:tcPr>
-            <w:tcW w:type="dxa" w:w="3230"/>
+            <w:tcW w:type="dxa" w:w="3324"/>
           </w:tcPr>
           <w:p>
             <w:pPr>
@@ -1371,14 +1371,14 @@
         <w:tblLook w:firstColumn="1" w:firstRow="1" w:lastColumn="0" w:lastRow="0" w:noHBand="0" w:noVBand="1" w:val="04A0"/>
       </w:tblPr>
       <w:tblGrid>
-        <w:gridCol w:w="3230"/>
-        <w:gridCol w:w="3230"/>
-        <w:gridCol w:w="3230"/>
+        <w:gridCol w:w="3324"/>
+        <w:gridCol w:w="3324"/>
+        <w:gridCol w:w="3324"/>
       </w:tblGrid>
       <w:tr>
         <w:tc>
           <w:tcPr>
-            <w:tcW w:type="dxa" w:w="3230"/>
+            <w:tcW w:type="dxa" w:w="3324"/>
           </w:tcPr>
           <w:p>
             <w:pPr>
@@ -1399,7 +1399,7 @@
         </w:tc>
         <w:tc>
           <w:tcPr>
-            <w:tcW w:type="dxa" w:w="3230"/>
+            <w:tcW w:type="dxa" w:w="3324"/>
           </w:tcPr>
           <w:p>
             <w:pPr>
@@ -1420,7 +1420,7 @@
         </w:tc>
         <w:tc>
           <w:tcPr>
-            <w:tcW w:type="dxa" w:w="3230"/>
+            <w:tcW w:type="dxa" w:w="3324"/>
           </w:tcPr>
           <w:p>
             <w:pPr>
@@ -1443,7 +1443,7 @@
       <w:tr>
         <w:tc>
           <w:tcPr>
-            <w:tcW w:type="dxa" w:w="3230"/>
+            <w:tcW w:type="dxa" w:w="3324"/>
           </w:tcPr>
           <w:p>
             <w:pPr>
@@ -1464,7 +1464,7 @@
         </w:tc>
         <w:tc>
           <w:tcPr>
-            <w:tcW w:type="dxa" w:w="3230"/>
+            <w:tcW w:type="dxa" w:w="3324"/>
           </w:tcPr>
           <w:p>
             <w:pPr>
@@ -1485,7 +1485,7 @@
         </w:tc>
         <w:tc>
           <w:tcPr>
-            <w:tcW w:type="dxa" w:w="3230"/>
+            <w:tcW w:type="dxa" w:w="3324"/>
           </w:tcPr>
           <w:p>
             <w:pPr>
@@ -1508,7 +1508,7 @@
       <w:tr>
         <w:tc>
           <w:tcPr>
-            <w:tcW w:type="dxa" w:w="3230"/>
+            <w:tcW w:type="dxa" w:w="3324"/>
           </w:tcPr>
           <w:p>
             <w:pPr>
@@ -1529,7 +1529,7 @@
         </w:tc>
         <w:tc>
           <w:tcPr>
-            <w:tcW w:type="dxa" w:w="3230"/>
+            <w:tcW w:type="dxa" w:w="3324"/>
           </w:tcPr>
           <w:p>
             <w:pPr>
@@ -1550,7 +1550,7 @@
         </w:tc>
         <w:tc>
           <w:tcPr>
-            <w:tcW w:type="dxa" w:w="3230"/>
+            <w:tcW w:type="dxa" w:w="3324"/>
           </w:tcPr>
           <w:p>
             <w:pPr>
@@ -1573,7 +1573,7 @@
       <w:tr>
         <w:tc>
           <w:tcPr>
-            <w:tcW w:type="dxa" w:w="3230"/>
+            <w:tcW w:type="dxa" w:w="3324"/>
           </w:tcPr>
           <w:p>
             <w:pPr>
@@ -1594,7 +1594,7 @@
         </w:tc>
         <w:tc>
           <w:tcPr>
-            <w:tcW w:type="dxa" w:w="3230"/>
+            <w:tcW w:type="dxa" w:w="3324"/>
           </w:tcPr>
           <w:p>
             <w:pPr>
@@ -1615,7 +1615,7 @@
         </w:tc>
         <w:tc>
           <w:tcPr>
-            <w:tcW w:type="dxa" w:w="3230"/>
+            <w:tcW w:type="dxa" w:w="3324"/>
           </w:tcPr>
           <w:p>
             <w:pPr>
@@ -1638,7 +1638,7 @@
       <w:tr>
         <w:tc>
           <w:tcPr>
-            <w:tcW w:type="dxa" w:w="3230"/>
+            <w:tcW w:type="dxa" w:w="3324"/>
           </w:tcPr>
           <w:p>
             <w:pPr>
@@ -1659,7 +1659,7 @@
         </w:tc>
         <w:tc>
           <w:tcPr>
-            <w:tcW w:type="dxa" w:w="3230"/>
+            <w:tcW w:type="dxa" w:w="3324"/>
           </w:tcPr>
           <w:p>
             <w:pPr>
@@ -1680,7 +1680,7 @@
         </w:tc>
         <w:tc>
           <w:tcPr>
-            <w:tcW w:type="dxa" w:w="3230"/>
+            <w:tcW w:type="dxa" w:w="3324"/>
           </w:tcPr>
           <w:p>
             <w:pPr>
@@ -2070,13 +2070,49 @@
       </w:r>
     </w:p>
     <w:sectPr>
+      <w:footerReference w:type="default" r:id="rId9"/>
+      <w:footerReference w:type="first" r:id="rId10"/>
       <w:pgSz w:w="12240" w:h="15840"/>
-      <w:pgMar w:top="1134" w:right="850" w:bottom="1134" w:left="1701" w:header="720" w:footer="720" w:gutter="0"/>
+      <w:pgMar w:top="1134" w:right="1134" w:bottom="1134" w:left="1134" w:header="720" w:footer="720" w:gutter="0"/>
       <w:cols w:space="720"/>
+      <w:titlePg/>
       <w:docGrid w:linePitch="360"/>
     </w:sectPr>
   </w:body>
 </w:document>
+</file>
+
+<file path=word/footer1.xml><?xml version="1.0" encoding="utf-8"?>
+<w:ftr xmlns:m="http://schemas.openxmlformats.org/officeDocument/2006/math" xmlns:mc="http://schemas.openxmlformats.org/markup-compatibility/2006" xmlns:mo="http://schemas.microsoft.com/office/mac/office/2008/main" xmlns:mv="urn:schemas-microsoft-com:mac:vml" xmlns:o="urn:schemas-microsoft-com:office:office" xmlns:r="http://schemas.openxmlformats.org/officeDocument/2006/relationships" xmlns:v="urn:schemas-microsoft-com:vml" xmlns:w10="urn:schemas-microsoft-com:office:word" xmlns:w14="http://schemas.microsoft.com/office/word/2010/wordml" xmlns:w="http://schemas.openxmlformats.org/wordprocessingml/2006/main" xmlns:wne="http://schemas.microsoft.com/office/word/2006/wordml" xmlns:wp14="http://schemas.microsoft.com/office/word/2010/wordprocessingDrawing" xmlns:wp="http://schemas.openxmlformats.org/drawingml/2006/wordprocessingDrawing" xmlns:wpc="http://schemas.microsoft.com/office/word/2010/wordprocessingCanvas" xmlns:wpg="http://schemas.microsoft.com/office/word/2010/wordprocessingGroup" xmlns:wpi="http://schemas.microsoft.com/office/word/2010/wordprocessingInk" xmlns:wps="http://schemas.microsoft.com/office/word/2010/wordprocessingShape" mc:Ignorable="w14 wp14">
+  <w:p>
+    <w:pPr>
+      <w:pStyle w:val="Footer"/>
+      <w:ind w:firstLine="0"/>
+      <w:jc w:val="center"/>
+    </w:pPr>
+    <w:r>
+      <w:rPr>
+        <w:rFonts w:ascii="Times New Roman" w:hAnsi="Times New Roman"/>
+        <w:sz w:val="24"/>
+      </w:rPr>
+      <w:fldChar w:fldCharType="begin"/>
+      <w:instrText xml:space="preserve">PAGE</w:instrText>
+      <w:fldChar w:fldCharType="separate"/>
+      <w:fldChar w:fldCharType="end"/>
+    </w:r>
+  </w:p>
+</w:ftr>
+</file>
+
+<file path=word/footer2.xml><?xml version="1.0" encoding="utf-8"?>
+<w:ftr xmlns:m="http://schemas.openxmlformats.org/officeDocument/2006/math" xmlns:mc="http://schemas.openxmlformats.org/markup-compatibility/2006" xmlns:mo="http://schemas.microsoft.com/office/mac/office/2008/main" xmlns:mv="urn:schemas-microsoft-com:mac:vml" xmlns:o="urn:schemas-microsoft-com:office:office" xmlns:r="http://schemas.openxmlformats.org/officeDocument/2006/relationships" xmlns:v="urn:schemas-microsoft-com:vml" xmlns:w10="urn:schemas-microsoft-com:office:word" xmlns:w14="http://schemas.microsoft.com/office/word/2010/wordml" xmlns:w="http://schemas.openxmlformats.org/wordprocessingml/2006/main" xmlns:wne="http://schemas.microsoft.com/office/word/2006/wordml" xmlns:wp14="http://schemas.microsoft.com/office/word/2010/wordprocessingDrawing" xmlns:wp="http://schemas.openxmlformats.org/drawingml/2006/wordprocessingDrawing" xmlns:wpc="http://schemas.microsoft.com/office/word/2010/wordprocessingCanvas" xmlns:wpg="http://schemas.microsoft.com/office/word/2010/wordprocessingGroup" xmlns:wpi="http://schemas.microsoft.com/office/word/2010/wordprocessingInk" xmlns:wps="http://schemas.microsoft.com/office/word/2010/wordprocessingShape" mc:Ignorable="w14 wp14">
+  <w:p>
+    <w:pPr>
+      <w:pStyle w:val="Footer"/>
+    </w:pPr>
+    <w:r/>
+  </w:p>
+</w:ftr>
 </file>
 
 <file path=word/numbering.xml><?xml version="1.0" encoding="utf-8"?>
